--- a/WebContent/docx/肺癌60基因模板-河南人民.docx
+++ b/WebContent/docx/肺癌60基因模板-河南人民.docx
@@ -34,6 +34,14 @@
         <w:gridCol w:w="1784"/>
       </w:tblGrid>
       <w:tr>
+        <w:tblPrEx>
+          <w:tblCellMar>
+            <w:top w:w="0" w:type="dxa"/>
+            <w:left w:w="0" w:type="dxa"/>
+            <w:bottom w:w="0" w:type="dxa"/>
+            <w:right w:w="0" w:type="dxa"/>
+          </w:tblCellMar>
+        </w:tblPrEx>
         <w:trPr>
           <w:trHeight w:val="402" w:hRule="atLeast"/>
         </w:trPr>
@@ -2715,8 +2723,6 @@
           <w:szCs w:val="13"/>
         </w:rPr>
       </w:pPr>
-      <w:bookmarkStart w:id="13" w:name="_GoBack"/>
-      <w:bookmarkEnd w:id="13"/>
     </w:p>
     <w:tbl>
       <w:tblPr>
@@ -6397,8 +6403,8 @@
         </w:rPr>
       </w:pPr>
       <w:bookmarkStart w:id="3" w:name="_Toc526855035"/>
-      <w:bookmarkStart w:id="4" w:name="_Toc527112383"/>
-      <w:bookmarkStart w:id="5" w:name="_Toc534637496"/>
+      <w:bookmarkStart w:id="4" w:name="_Toc534637496"/>
+      <w:bookmarkStart w:id="5" w:name="_Toc527112383"/>
       <w:r>
         <w:rPr>
           <w:rFonts w:ascii="Times New Roman" w:hAnsi="Times New Roman" w:cs="Times New Roman"/>
@@ -6842,10 +6848,10 @@
           <w:szCs w:val="24"/>
         </w:rPr>
       </w:pPr>
-      <w:bookmarkStart w:id="6" w:name="_Toc30582"/>
-      <w:bookmarkStart w:id="7" w:name="_Toc23606"/>
-      <w:bookmarkStart w:id="8" w:name="_Toc4331_WPSOffice_Level2"/>
-      <w:bookmarkStart w:id="9" w:name="_Toc32443_WPSOffice_Level2"/>
+      <w:bookmarkStart w:id="6" w:name="_Toc32443_WPSOffice_Level2"/>
+      <w:bookmarkStart w:id="7" w:name="_Toc30582"/>
+      <w:bookmarkStart w:id="8" w:name="_Toc23606"/>
+      <w:bookmarkStart w:id="9" w:name="_Toc4331_WPSOffice_Level2"/>
       <w:r>
         <w:rPr>
           <w:rFonts w:ascii="Times New Roman" w:hAnsi="Times New Roman" w:eastAsia="微软雅黑" w:cs="Times New Roman"/>
@@ -10831,7 +10837,30 @@
           <w:sz w:val="24"/>
           <w:szCs w:val="24"/>
         </w:rPr>
-        <w:t>{{ tdd.comutation }}</w:t>
+        <w:t>{{ tdd.comutation</w:t>
+      </w:r>
+      <w:r>
+        <w:rPr>
+          <w:rFonts w:hint="eastAsia" w:ascii="Times New Roman" w:hAnsi="Times New Roman" w:cs="Times New Roman"/>
+          <w:b/>
+          <w:color w:val="1F497D"/>
+          <w:sz w:val="24"/>
+          <w:szCs w:val="24"/>
+          <w:lang w:val="en-US" w:eastAsia="zh-CN"/>
+        </w:rPr>
+        <w:t>1</w:t>
+      </w:r>
+      <w:bookmarkStart w:id="13" w:name="_GoBack"/>
+      <w:bookmarkEnd w:id="13"/>
+      <w:r>
+        <w:rPr>
+          <w:rFonts w:ascii="Times New Roman" w:hAnsi="Times New Roman" w:cs="Times New Roman"/>
+          <w:b/>
+          <w:color w:val="1F497D"/>
+          <w:sz w:val="24"/>
+          <w:szCs w:val="24"/>
+        </w:rPr>
+        <w:t xml:space="preserve"> }}</w:t>
       </w:r>
     </w:p>
     <w:tbl>
@@ -10942,12 +10971,13 @@
             </w:pPr>
             <w:r>
               <w:rPr>
-                <w:rFonts w:ascii="Times New Roman" w:hAnsi="Times New Roman" w:cs="Times New Roman"/>
+                <w:rFonts w:hint="eastAsia" w:ascii="Times New Roman" w:hAnsi="Times New Roman" w:eastAsia="微软雅黑" w:cs="Times New Roman"/>
                 <w:bCs/>
                 <w:sz w:val="18"/>
                 <w:szCs w:val="18"/>
-              </w:rPr>
-              <w:t>-</w:t>
+                <w:lang w:val="en-US" w:eastAsia="zh-CN"/>
+              </w:rPr>
+              <w:t>{{tdd.comutation}}</w:t>
             </w:r>
           </w:p>
         </w:tc>
@@ -14122,8 +14152,8 @@
         </w:rPr>
       </w:pPr>
       <w:bookmarkStart w:id="10" w:name="_Toc527112386"/>
-      <w:bookmarkStart w:id="11" w:name="_Toc534637499"/>
-      <w:bookmarkStart w:id="12" w:name="_Toc526855038"/>
+      <w:bookmarkStart w:id="11" w:name="_Toc526855038"/>
+      <w:bookmarkStart w:id="12" w:name="_Toc534637499"/>
       <w:r>
         <w:rPr>
           <w:rFonts w:ascii="Times New Roman" w:hAnsi="Times New Roman" w:cs="Times New Roman"/>
@@ -14246,7 +14276,7 @@
         </mc:Choice>
         <mc:Fallback>
           <w:pict>
-            <v:shape id="_x0000_s1026" o:spid="_x0000_s1026" o:spt="202" type="#_x0000_t202" style="position:absolute;left:0pt;margin-left:206pt;margin-top:-7.3pt;height:29.4pt;width:41.65pt;mso-position-horizontal-relative:margin;z-index:251659264;mso-width-relative:page;mso-height-relative:page;" filled="f" stroked="f" coordsize="21600,21600" o:gfxdata="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">
+            <v:shape id="_x0000_s1026" o:spid="_x0000_s1026" o:spt="202" type="#_x0000_t202" style="position:absolute;left:0pt;margin-left:206pt;margin-top:-7.3pt;height:29.4pt;width:41.65pt;mso-position-horizontal-relative:margin;z-index:251659264;mso-width-relative:page;mso-height-relative:page;" filled="f" stroked="f" coordsize="21600,21600" o:gfxdata="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">
               <v:fill on="f" focussize="0,0"/>
               <v:stroke on="f" weight="0.5pt"/>
               <v:imagedata o:title=""/>
